--- a/Eindproject.docx
+++ b/Eindproject.docx
@@ -12,8 +12,115 @@
         <w:rPr>
           <w:lang w:val="nl-NL"/>
         </w:rPr>
-        <w:t>eindproject</w:t>
+        <w:t>E</w:t>
       </w:r>
+      <w:r>
+        <w:rPr>
+          <w:lang w:val="nl-NL"/>
+        </w:rPr>
+        <w:t>indproject</w:t>
+      </w:r>
+    </w:p>
+    <w:p>
+      <w:pPr>
+        <w:rPr>
+          <w:lang w:val="nl-NL"/>
+        </w:rPr>
+      </w:pPr>
+    </w:p>
+    <w:p>
+      <w:pPr>
+        <w:rPr>
+          <w:lang w:val="nl-NL"/>
+        </w:rPr>
+      </w:pPr>
+    </w:p>
+    <w:sdt>
+      <w:sdtPr>
+        <w:rPr>
+          <w:lang w:val="nl-NL"/>
+        </w:rPr>
+        <w:id w:val="935338421"/>
+        <w:docPartObj>
+          <w:docPartGallery w:val="Bibliographies"/>
+          <w:docPartUnique/>
+        </w:docPartObj>
+      </w:sdtPr>
+      <w:sdtEndPr>
+        <w:rPr>
+          <w:rFonts w:asciiTheme="minorHAnsi" w:eastAsiaTheme="minorHAnsi" w:hAnsiTheme="minorHAnsi" w:cstheme="minorBidi"/>
+          <w:color w:val="auto"/>
+          <w:sz w:val="24"/>
+          <w:szCs w:val="24"/>
+          <w:lang w:val="en-GB"/>
+        </w:rPr>
+      </w:sdtEndPr>
+      <w:sdtContent>
+        <w:p>
+          <w:pPr>
+            <w:pStyle w:val="Kop1"/>
+            <w:rPr>
+              <w:lang w:val="nl-BE"/>
+            </w:rPr>
+          </w:pPr>
+          <w:r>
+            <w:rPr>
+              <w:lang w:val="nl-NL"/>
+            </w:rPr>
+            <w:t>Bibliografie</w:t>
+          </w:r>
+        </w:p>
+        <w:sdt>
+          <w:sdtPr>
+            <w:id w:val="111145805"/>
+            <w:bibliography/>
+          </w:sdtPr>
+          <w:sdtContent>
+            <w:p>
+              <w:pPr>
+                <w:rPr>
+                  <w:lang w:val="nl-BE"/>
+                </w:rPr>
+              </w:pPr>
+              <w:r>
+                <w:fldChar w:fldCharType="begin"/>
+              </w:r>
+              <w:r>
+                <w:rPr>
+                  <w:lang w:val="nl-BE"/>
+                </w:rPr>
+                <w:instrText>BIBLIOGRAPHY</w:instrText>
+              </w:r>
+              <w:r>
+                <w:fldChar w:fldCharType="separate"/>
+              </w:r>
+              <w:r>
+                <w:rPr>
+                  <w:b/>
+                  <w:bCs/>
+                  <w:noProof/>
+                  <w:lang w:val="nl-NL"/>
+                </w:rPr>
+                <w:t>Het huidige document heeft geen bronnen.</w:t>
+              </w:r>
+              <w:r>
+                <w:rPr>
+                  <w:b/>
+                  <w:bCs/>
+                </w:rPr>
+                <w:fldChar w:fldCharType="end"/>
+              </w:r>
+            </w:p>
+          </w:sdtContent>
+        </w:sdt>
+      </w:sdtContent>
+    </w:sdt>
+    <w:p>
+      <w:pPr>
+        <w:rPr>
+          <w:lang w:val="nl-BE"/>
+        </w:rPr>
+      </w:pPr>
     </w:p>
     <w:sectPr>
       <w:pgSz w:w="11906" w:h="16838"/>
@@ -1254,4 +1361,16 @@
     </a:ext>
   </a:extLst>
 </a:theme>
+</file>
+
+<file path=customXml/item1.xml><?xml version="1.0" encoding="utf-8"?>
+<b:Sources xmlns:b="http://schemas.openxmlformats.org/officeDocument/2006/bibliography" xmlns="http://schemas.openxmlformats.org/officeDocument/2006/bibliography" SelectedStyle="\APASixthEditionOfficeOnline.xsl" StyleName="APA" Version="6"/>
+</file>
+
+<file path=customXml/itemProps1.xml><?xml version="1.0" encoding="utf-8"?>
+<ds:datastoreItem xmlns:ds="http://schemas.openxmlformats.org/officeDocument/2006/customXml" ds:itemID="{ED2596C9-63EE-4275-8B94-CFD8B774E3B3}">
+  <ds:schemaRefs>
+    <ds:schemaRef ds:uri="http://schemas.openxmlformats.org/officeDocument/2006/bibliography"/>
+  </ds:schemaRefs>
+</ds:datastoreItem>
 </file>
--- a/Eindproject.docx
+++ b/Eindproject.docx
@@ -34,10 +34,20 @@
           <w:lang w:val="nl-NL"/>
         </w:rPr>
       </w:pPr>
+      <w:r>
+        <w:rPr>
+          <w:lang w:val="nl-NL"/>
+        </w:rPr>
+        <w:t>Bel 112 snell</w:t>
+      </w:r>
     </w:p>
     <w:sdt>
       <w:sdtPr>
         <w:rPr>
+          <w:rFonts w:asciiTheme="minorHAnsi" w:eastAsiaTheme="minorHAnsi" w:hAnsiTheme="minorHAnsi" w:cstheme="minorBidi"/>
+          <w:color w:val="auto"/>
+          <w:sz w:val="24"/>
+          <w:szCs w:val="24"/>
           <w:lang w:val="nl-NL"/>
         </w:rPr>
         <w:id w:val="935338421"/>
@@ -48,10 +58,6 @@
       </w:sdtPr>
       <w:sdtEndPr>
         <w:rPr>
-          <w:rFonts w:asciiTheme="minorHAnsi" w:eastAsiaTheme="minorHAnsi" w:hAnsiTheme="minorHAnsi" w:cstheme="minorBidi"/>
-          <w:color w:val="auto"/>
-          <w:sz w:val="24"/>
-          <w:szCs w:val="24"/>
           <w:lang w:val="en-GB"/>
         </w:rPr>
       </w:sdtEndPr>
@@ -75,6 +81,7 @@
             <w:id w:val="111145805"/>
             <w:bibliography/>
           </w:sdtPr>
+          <w:sdtEndPr/>
           <w:sdtContent>
             <w:p>
               <w:pPr>
@@ -130,6 +137,10 @@
     </w:sectPr>
   </w:body>
 </w:document>
+</file>
+
+<file path=word/numbering.xml><?xml version="1.0" encoding="utf-8"?>
+<w:numbering xmlns:wpc="http://schemas.microsoft.com/office/word/2010/wordprocessingCanvas" xmlns:cx="http://schemas.microsoft.com/office/drawing/2014/chartex" xmlns:cx1="http://schemas.microsoft.com/office/drawing/2015/9/8/chartex" xmlns:cx2="http://schemas.microsoft.com/office/drawing/2015/10/21/chartex" xmlns:cx3="http://schemas.microsoft.com/office/drawing/2016/5/9/chartex" xmlns:cx4="http://schemas.microsoft.com/office/drawing/2016/5/10/chartex" xmlns:cx5="http://schemas.microsoft.com/office/drawing/2016/5/11/chartex" xmlns:cx6="http://schemas.microsoft.com/office/drawing/2016/5/12/chartex" xmlns:cx7="http://schemas.microsoft.com/office/drawing/2016/5/13/chartex" xmlns:cx8="http://schemas.microsoft.com/office/drawing/2016/5/14/chartex" xmlns:mc="http://schemas.openxmlformats.org/markup-compatibility/2006" xmlns:aink="http://schemas.microsoft.com/office/drawing/2016/ink" xmlns:am3d="http://schemas.microsoft.com/office/drawing/2017/model3d" xmlns:o="urn:schemas-microsoft-com:office:office" xmlns:oel="http://schemas.microsoft.com/office/2019/extlst" xmlns:r="http://schemas.openxmlformats.org/officeDocument/2006/relationships" xmlns:m="http://schemas.openxmlformats.org/officeDocument/2006/math" xmlns:v="urn:schemas-microsoft-com:vml" xmlns:wp14="http://schemas.microsoft.com/office/word/2010/wordprocessingDrawing" xmlns:wp="http://schemas.openxmlformats.org/drawingml/2006/wordprocessingDrawing" xmlns:w10="urn:schemas-microsoft-com:office:word" xmlns:w="http://schemas.openxmlformats.org/wordprocessingml/2006/main" xmlns:w14="http://schemas.microsoft.com/office/word/2010/wordml" xmlns:w15="http://schemas.microsoft.com/office/word/2012/wordml" xmlns:w16cex="http://schemas.microsoft.com/office/word/2018/wordml/cex" xmlns:w16cid="http://schemas.microsoft.com/office/word/2016/wordml/cid" xmlns:w16="http://schemas.microsoft.com/office/word/2018/wordml" xmlns:w16du="http://schemas.microsoft.com/office/word/2023/wordml/word16du" xmlns:w16sdtdh="http://schemas.microsoft.com/office/word/2020/wordml/sdtdatahash" xmlns:w16sdtfl="http://schemas.microsoft.com/office/word/2024/wordml/sdtformatlock" xmlns:w16se="http://schemas.microsoft.com/office/word/2015/wordml/symex" xmlns:wpg="http://schemas.microsoft.com/office/word/2010/wordprocessingGroup" xmlns:wpi="http://schemas.microsoft.com/office/word/2010/wordprocessingInk" xmlns:wne="http://schemas.microsoft.com/office/word/2006/wordml" xmlns:wps="http://schemas.microsoft.com/office/word/2010/wordprocessingShape" mc:Ignorable="w14 w15 w16se w16cid w16 w16cex w16sdtdh w16sdtfl w16du wp14"/>
 </file>
 
 <file path=word/styles.xml><?xml version="1.0" encoding="utf-8"?>
